--- a/docs/study/manuscript.docx
+++ b/docs/study/manuscript.docx
@@ -31,7 +31,7 @@
         <w:pStyle w:val="Abstract"/>
       </w:pPr>
       <w:r>
-        <w:t xml:space="preserve">We compare 131 DIRSIG5 renders of flat Lambertian plates and Lambertian spheres seen from an orbiting sensor with closed-form expectations for integrated flux, footprint, streak length and solar-phase dependence, and 9 renders of the same geometries by SatSim, a renderer without per-pixel ray sampling, as a control. Targets span 0.019 to 49.0 pixels across. A still or singly moving target of 2 pixels or more keeps its integrated flux within 2.7 % (61 renders). The fitted streak length of a resolved or hyperresolved plate under platform or target motion is 2.0 to 2.6 % short of the closed form at DIRSIG’s default sampling and 0.12 to 0.17 % short at a fixed path count per pixel; SatSim’s renders of the same streaks read 0.9942 to 0.9983 of it. A labelled sub-pixel plate centred on a pixel corner and seen 45 to 65 degrees off its normal reads 7.5 to 12.5 % below the closed form, and holds it when moved off the corner. A labelled sub-pixel plate moving across the field loses 12.7 % (1.22 px) and 22.2 % (0.61 px) of its flux; SatSim keeps a moving point’s flux to 6.3e-6. Under combined platform and target motion the flux deficit grows as the target shrinks (0.0, 1.3, 3.7 % at 24.48, 6.12, 3.06 px). The deficits that SatSim does not show go with DIRSIG’s adaptive per-pixel sampling. With one rendering thread a DIRSIG render repeats bit for bit; at the default thread count 4 to 13 of 2,923 lit pixels of a test frame draw other samples and differ by up to 3.3 % of a value.</w:t>
+        <w:t xml:space="preserve">We compare 131 DIRSIG5 renders of flat Lambertian plates and Lambertian spheres seen from an orbiting sensor with closed-form expectations for integrated flux, footprint, streak length and solar-phase dependence, and 9 renders of the same geometries by SatSim, a renderer without per-pixel ray sampling, as a control. Targets span 0.019 to 49.0 pixels across. A still, tracked or singly moving target of 2 pixels or more keeps its integrated flux within 2.7 % (63 renders). The fitted streak length of a resolved or hyperresolved plate under platform or target motion is 2.0 to 2.6 % short of the closed form at DIRSIG’s default sampling; the two streaks also rendered at a fixed path count per pixel fall from 1.9 % short (combined motion) and 2.4 % short (target motion) to 0.12 and 0.17 %; SatSim’s renders of the same streaks read 0.9942 to 0.9983 of it. A labelled sub-pixel plate centred on a pixel corner and seen 45 to 65 degrees off its normal reads 7.5 to 12.5 % below the closed form, and holds it when moved off the corner. A labelled sub-pixel plate moving across the field loses 12.7 % (1.22 px) and 22.2 % (0.61 px) of its flux; SatSim keeps a moving point’s flux to 6.3e-6. Under combined platform and target motion the flux deficit grows as the target shrinks (0.0, 1.3, 3.7 % at 24.48, 6.12, 3.06 px). The deficits that SatSim does not show go with DIRSIG’s adaptive per-pixel sampling. With one rendering thread a DIRSIG render repeats bit for bit; at the default thread count 4 to 13 of 2,923 lit pixels of a test frame draw other samples and differ by up to 3.3 % of a value.</w:t>
       </w:r>
     </w:p>
     <w:bookmarkStart w:id="9" w:name="sec:intro"/>
@@ -2993,7 +2993,7 @@
         <w:pStyle w:val="FirstParagraph"/>
       </w:pPr>
       <w:r>
-        <w:t xml:space="preserve">The 20 m plate at nadir, from 48.96 to 6.12 px across, closes to between 0.99992 and 1.00816 (Table 2). Its peak pixel is</w:t>
+        <w:t xml:space="preserve">The 20 m plate at nadir, from 48.96 px across down to 6.12 px (the last a resolved size, taken up again below), closes to between 0.99992 and 1.00816 (Table 2). Its peak pixel is</w:t>
       </w:r>
       <w:r>
         <w:t xml:space="preserve"> </w:t>
@@ -3583,7 +3583,7 @@
         <w:t xml:space="preserve"> </w:t>
       </w:r>
       <w:r>
-        <w:t xml:space="preserve">to 4.5e-5, and both together, up to a phase angle of 120 degrees,</w:t>
+        <w:t xml:space="preserve">to 4.5e-5 up to 60 degrees and to 1.0e-4 at 75 degrees (against the window’s nadir record), and both together, up to a phase angle of 120 degrees,</w:t>
       </w:r>
       <w:r>
         <w:t xml:space="preserve"> </w:t>
@@ -5771,7 +5771,7 @@
         <w:t xml:space="preserve"> </w:t>
       </w:r>
       <w:r>
-        <w:t xml:space="preserve">to 6.4e-5. Look and Sun together at 30 degrees each read 0.9905 of the closed form against the window’s nadir record. Seen 60 degrees off its normal with the Sun at the zenith, the plate reads 0.9692 on a pixel corner and 0.9724 off it: deficits of 3.1 and 2.8 % that do not depend on placement and are not isolated. The sphere follows</w:t>
+        <w:t xml:space="preserve">to 6.4e-5. Look and Sun together at 30 degrees each read 0.9905 of the closed form against the window’s nadir record. Seen 60 degrees off its normal with the Sun at the zenith, the plate reads 0.9735 of the closed form on a pixel corner and 0.9767 off it (0.9692 and 0.9724 against the window’s nadir record): deficits of 2.7 and 2.3 % (3.1 and 2.8 % against that record) that do not depend on placement and are not isolated. The sphere follows</w:t>
       </w:r>
       <w:r>
         <w:t xml:space="preserve"> </w:t>
@@ -6745,7 +6745,7 @@
         <w:pStyle w:val="FirstParagraph"/>
       </w:pPr>
       <w:r>
-        <w:t xml:space="preserve">Without a surface behind it, a sub-pixel plate is lost: the first path of a pixel that misses it reaches the earth core and ends the pixel’s sampling. With the backstop, the labelled plate’s pixels take 2000 paths each, and its flux closes to 0.9945 at 1.22 px across and 0.9945 at 0.61 px (Table 5). From 0.31 px down the image is a count of a few tens of hits or fewer, and the closure scatters between 0.705 and 0.817. Records of targets under 0.3 px across are excluded from the envelope below for that reason. Without the label a pixel takes at most 100 paths: the unlabelled plate reads 1.068 at 1.22 px and 1.068 at 0.61 px, 0.320 at 0.31 px, and nothing beyond.</w:t>
+        <w:t xml:space="preserve">Without a surface behind it, a sub-pixel plate is lost: the first path of a pixel that misses it reaches the earth core and ends the pixel’s sampling. With the backstop, the labelled plate’s pixels take 2000 paths each, and its flux closes to 0.9945 at 1.22 px across and 0.9945 at 0.61 px (Table 5). From 0.31 px down the image is a count of a few tens of hits or fewer, and the closure scatters between 0.342 and 1.367. Records of targets under 0.3 px across are excluded from the envelope below for that reason. Without the label a pixel takes at most 100 paths: the unlabelled plate reads 1.068 at 1.22 px and 1.068 at 0.61 px, 0.320 at 0.31 px, and nothing beyond.</w:t>
       </w:r>
     </w:p>
     <w:p>
@@ -15158,7 +15158,7 @@
         <w:pStyle w:val="BodyText"/>
       </w:pPr>
       <w:r>
-        <w:t xml:space="preserve">The flux lost by a moving sub-pixel object is absent in SatSim: the moving sprite and sphere at 1.22 px keep 0.999995 and 0.999994 of it where DIRSIG keeps 0.8727. No control exists at 0.61 px. Three deficits have no attribution in the records: combined motion at a resolved size, the moving plate at 0.61 px, and the resolved plate’s look alone. Each needs a fixed path count, which no run-spec member states.</w:t>
+        <w:t xml:space="preserve">The flux lost by a moving sub-pixel object is absent in SatSim: the moving sprite and sphere at 1.22 px keep 0.999995 and 0.999994 of it where DIRSIG keeps 0.8727. No control exists at 0.61 px. These deviations have no attribution in the records: combined motion at a resolved size, the moving plate at 0.61 px, the resolved plate’s look alone, and three single records that are not isolated, the resolved sphere at phase 120 (1.0233), the still 3.06 px plate (0.9889) and the 1.22 px plate a quarter pixel from the corner (0.9794). The fixed per-pixel path count that would test each is not a run-spec member.</w:t>
       </w:r>
     </w:p>
     <w:bookmarkEnd w:id="34"/>
